--- a/apps/backend/src/etat-des-lieux-document-docx/assets/modele-etat-des-lieux.docx
+++ b/apps/backend/src/etat-des-lieux-document-docx/assets/modele-etat-des-lieux.docx
@@ -20043,93 +20043,6 @@
           <w:noProof/>
           <w:sz w:val="20"/>
         </w:rPr>
-        <mc:AlternateContent>
-          <mc:Choice Requires="wps">
-            <w:drawing>
-              <wp:anchor distT="0" distB="0" distL="0" distR="0" simplePos="0" relativeHeight="251661824" behindDoc="1" locked="0" layoutInCell="1" allowOverlap="1" wp14:anchorId="37B116DE" wp14:editId="501AC5B6">
-                <wp:simplePos x="0" y="0"/>
-                <wp:positionH relativeFrom="page">
-                  <wp:align>right</wp:align>
-                </wp:positionH>
-                <wp:positionV relativeFrom="page">
-                  <wp:posOffset>3383280</wp:posOffset>
-                </wp:positionV>
-                <wp:extent cx="7560309" cy="1813560"/>
-                <wp:effectExtent l="0" t="0" r="3175" b="0"/>
-                <wp:wrapNone/>
-                <wp:docPr id="36" name="Graphic 36"/>
-                <wp:cNvGraphicFramePr>
-                  <a:graphicFrameLocks xmlns:a="http://schemas.openxmlformats.org/drawingml/2006/main"/>
-                </wp:cNvGraphicFramePr>
-                <a:graphic xmlns:a="http://schemas.openxmlformats.org/drawingml/2006/main">
-                  <a:graphicData uri="http://schemas.microsoft.com/office/word/2010/wordprocessingShape">
-                    <wps:wsp>
-                      <wps:cNvSpPr>
-                        <a:spLocks/>
-                      </wps:cNvSpPr>
-                      <wps:spPr>
-                        <a:xfrm>
-                          <a:off x="0" y="0"/>
-                          <a:ext cx="7560309" cy="1813560"/>
-                        </a:xfrm>
-                        <a:custGeom>
-                          <a:avLst/>
-                          <a:gdLst/>
-                          <a:ahLst/>
-                          <a:cxnLst/>
-                          <a:rect l="l" t="t" r="r" b="b"/>
-                          <a:pathLst>
-                            <a:path w="7560309" h="1585595">
-                              <a:moveTo>
-                                <a:pt x="7560005" y="0"/>
-                              </a:moveTo>
-                              <a:lnTo>
-                                <a:pt x="0" y="0"/>
-                              </a:lnTo>
-                              <a:lnTo>
-                                <a:pt x="0" y="1585366"/>
-                              </a:lnTo>
-                              <a:lnTo>
-                                <a:pt x="7560005" y="1585366"/>
-                              </a:lnTo>
-                              <a:lnTo>
-                                <a:pt x="7560005" y="0"/>
-                              </a:lnTo>
-                              <a:close/>
-                            </a:path>
-                          </a:pathLst>
-                        </a:custGeom>
-                        <a:solidFill>
-                          <a:srgbClr val="135FAA">
-                            <a:alpha val="14999"/>
-                          </a:srgbClr>
-                        </a:solidFill>
-                      </wps:spPr>
-                      <wps:bodyPr wrap="square" lIns="0" tIns="0" rIns="0" bIns="0" rtlCol="0">
-                        <a:prstTxWarp prst="textNoShape">
-                          <a:avLst/>
-                        </a:prstTxWarp>
-                        <a:noAutofit/>
-                      </wps:bodyPr>
-                    </wps:wsp>
-                  </a:graphicData>
-                </a:graphic>
-                <wp14:sizeRelV relativeFrom="margin">
-                  <wp14:pctHeight>0</wp14:pctHeight>
-                </wp14:sizeRelV>
-              </wp:anchor>
-            </w:drawing>
-          </mc:Choice>
-          <mc:Fallback>
-            <w:pict>
-              <v:shape w14:anchorId="6A3A6328" id="Graphic 36" o:spid="_x0000_s1026" style="position:absolute;margin-left:544.1pt;margin-top:266.4pt;width:595.3pt;height:142.8pt;z-index:-251654656;visibility:visible;mso-wrap-style:square;mso-height-percent:0;mso-wrap-distance-left:0;mso-wrap-distance-top:0;mso-wrap-distance-right:0;mso-wrap-distance-bottom:0;mso-position-horizontal:right;mso-position-horizontal-relative:page;mso-position-vertical:absolute;mso-position-vertical-relative:page;mso-height-percent:0;mso-height-relative:margin;v-text-anchor:top" coordsize="7560309,1585595" o:gfxdata="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" path="m7560005,l,,,1585366r7560005,l7560005,xe" fillcolor="#135faa" stroked="f">
-                <v:fill opacity="9766f"/>
-                <v:path arrowok="t"/>
-                <w10:wrap anchorx="page" anchory="page"/>
-              </v:shape>
-            </w:pict>
-          </mc:Fallback>
-        </mc:AlternateContent>
       </w:r>
     </w:p>
     <w:p>
@@ -20201,7 +20114,7 @@
           <w:w w:val="115"/>
           <w:sz w:val="20"/>
         </w:rPr>
-        <w:t>……..</w:t>
+        <w:t>{dateEntreeJour}</w:t>
       </w:r>
       <w:r>
         <w:rPr>
@@ -20218,7 +20131,7 @@
           <w:w w:val="115"/>
           <w:sz w:val="20"/>
         </w:rPr>
-        <w:t>/……..</w:t>
+        <w:t>/{dateEntreeMois}</w:t>
       </w:r>
       <w:r>
         <w:rPr>
@@ -20236,7 +20149,7 @@
           <w:w w:val="115"/>
           <w:sz w:val="20"/>
         </w:rPr>
-        <w:t>/…</w:t>
+        <w:t>/{dateEntreeAnnee}</w:t>
       </w:r>
       <w:r>
         <w:rPr>
@@ -20285,7 +20198,7 @@
           <w:spacing w:val="-2"/>
           <w:w w:val="115"/>
         </w:rPr>
-        <w:t>…..…..…..…..…...…..…..…..…</w:t>
+        <w:t>{lieuEntreeAffiche}</w:t>
       </w:r>
     </w:p>
     <w:p>
@@ -20610,6 +20523,26 @@
       </w:r>
     </w:p>
     <w:p>
+      <w:r>
+        <w:t>{#bailleurSignatureEntree}</w:t>
+      </w:r>
+    </w:p>
+    <w:p>
+      <w:r>
+        <w:t>Lu et approuvé — {nom}</w:t>
+      </w:r>
+    </w:p>
+    <w:p>
+      <w:r>
+        <w:t>{%image}</w:t>
+      </w:r>
+    </w:p>
+    <w:p>
+      <w:r>
+        <w:t>{/bailleurSignatureEntree}</w:t>
+      </w:r>
+    </w:p>
+    <w:p>
       <w:pPr>
         <w:pStyle w:val="Titre3"/>
       </w:pPr>
@@ -20858,6 +20791,26 @@
           <w:sz w:val="18"/>
         </w:rPr>
         <w:t>:</w:t>
+      </w:r>
+    </w:p>
+    <w:p>
+      <w:r>
+        <w:t>{#locatairesSignatureEntree}</w:t>
+      </w:r>
+    </w:p>
+    <w:p>
+      <w:r>
+        <w:t>Lu et approuvé — {nom}</w:t>
+      </w:r>
+    </w:p>
+    <w:p>
+      <w:r>
+        <w:t>{%image}</w:t>
+      </w:r>
+    </w:p>
+    <w:p>
+      <w:r>
+        <w:t>{/locatairesSignatureEntree}</w:t>
       </w:r>
     </w:p>
     <w:p>
@@ -20928,93 +20881,6 @@
           <w:noProof/>
           <w:sz w:val="20"/>
         </w:rPr>
-        <mc:AlternateContent>
-          <mc:Choice Requires="wps">
-            <w:drawing>
-              <wp:anchor distT="0" distB="0" distL="0" distR="0" simplePos="0" relativeHeight="251658752" behindDoc="1" locked="0" layoutInCell="1" allowOverlap="1" wp14:anchorId="37B116DC" wp14:editId="5A0A7832">
-                <wp:simplePos x="0" y="0"/>
-                <wp:positionH relativeFrom="page">
-                  <wp:align>right</wp:align>
-                </wp:positionH>
-                <wp:positionV relativeFrom="page">
-                  <wp:posOffset>5242560</wp:posOffset>
-                </wp:positionV>
-                <wp:extent cx="7559675" cy="1790700"/>
-                <wp:effectExtent l="0" t="0" r="3175" b="0"/>
-                <wp:wrapNone/>
-                <wp:docPr id="35" name="Graphic 35"/>
-                <wp:cNvGraphicFramePr>
-                  <a:graphicFrameLocks xmlns:a="http://schemas.openxmlformats.org/drawingml/2006/main"/>
-                </wp:cNvGraphicFramePr>
-                <a:graphic xmlns:a="http://schemas.openxmlformats.org/drawingml/2006/main">
-                  <a:graphicData uri="http://schemas.microsoft.com/office/word/2010/wordprocessingShape">
-                    <wps:wsp>
-                      <wps:cNvSpPr>
-                        <a:spLocks/>
-                      </wps:cNvSpPr>
-                      <wps:spPr>
-                        <a:xfrm>
-                          <a:off x="0" y="0"/>
-                          <a:ext cx="7559675" cy="1790700"/>
-                        </a:xfrm>
-                        <a:custGeom>
-                          <a:avLst/>
-                          <a:gdLst/>
-                          <a:ahLst/>
-                          <a:cxnLst/>
-                          <a:rect l="l" t="t" r="r" b="b"/>
-                          <a:pathLst>
-                            <a:path w="7560309" h="1968500">
-                              <a:moveTo>
-                                <a:pt x="7560005" y="0"/>
-                              </a:moveTo>
-                              <a:lnTo>
-                                <a:pt x="0" y="0"/>
-                              </a:lnTo>
-                              <a:lnTo>
-                                <a:pt x="0" y="1968500"/>
-                              </a:lnTo>
-                              <a:lnTo>
-                                <a:pt x="7560005" y="1968500"/>
-                              </a:lnTo>
-                              <a:lnTo>
-                                <a:pt x="7560005" y="0"/>
-                              </a:lnTo>
-                              <a:close/>
-                            </a:path>
-                          </a:pathLst>
-                        </a:custGeom>
-                        <a:solidFill>
-                          <a:srgbClr val="135FAA">
-                            <a:alpha val="14999"/>
-                          </a:srgbClr>
-                        </a:solidFill>
-                      </wps:spPr>
-                      <wps:bodyPr wrap="square" lIns="0" tIns="0" rIns="0" bIns="0" rtlCol="0">
-                        <a:prstTxWarp prst="textNoShape">
-                          <a:avLst/>
-                        </a:prstTxWarp>
-                        <a:noAutofit/>
-                      </wps:bodyPr>
-                    </wps:wsp>
-                  </a:graphicData>
-                </a:graphic>
-                <wp14:sizeRelV relativeFrom="margin">
-                  <wp14:pctHeight>0</wp14:pctHeight>
-                </wp14:sizeRelV>
-              </wp:anchor>
-            </w:drawing>
-          </mc:Choice>
-          <mc:Fallback>
-            <w:pict>
-              <v:shape w14:anchorId="4C109531" id="Graphic 35" o:spid="_x0000_s1026" style="position:absolute;margin-left:544.05pt;margin-top:412.8pt;width:595.25pt;height:141pt;z-index:-251657728;visibility:visible;mso-wrap-style:square;mso-height-percent:0;mso-wrap-distance-left:0;mso-wrap-distance-top:0;mso-wrap-distance-right:0;mso-wrap-distance-bottom:0;mso-position-horizontal:right;mso-position-horizontal-relative:page;mso-position-vertical:absolute;mso-position-vertical-relative:page;mso-height-percent:0;mso-height-relative:margin;v-text-anchor:top" coordsize="7560309,1968500" o:gfxdata="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" path="m7560005,l,,,1968500r7560005,l7560005,xe" fillcolor="#135faa" stroked="f">
-                <v:fill opacity="9766f"/>
-                <v:path arrowok="t"/>
-                <w10:wrap anchorx="page" anchory="page"/>
-              </v:shape>
-            </w:pict>
-          </mc:Fallback>
-        </mc:AlternateContent>
       </w:r>
     </w:p>
     <w:p>
@@ -21094,7 +20960,7 @@
           <w:w w:val="115"/>
           <w:sz w:val="20"/>
         </w:rPr>
-        <w:t>……..</w:t>
+        <w:t>{dateSortieJour}</w:t>
       </w:r>
       <w:r>
         <w:rPr>
@@ -21111,7 +20977,7 @@
           <w:w w:val="115"/>
           <w:sz w:val="20"/>
         </w:rPr>
-        <w:t>/……..</w:t>
+        <w:t>/{dateSortieMois}</w:t>
       </w:r>
       <w:r>
         <w:rPr>
@@ -21129,7 +20995,7 @@
           <w:w w:val="115"/>
           <w:sz w:val="20"/>
         </w:rPr>
-        <w:t>/…</w:t>
+        <w:t>/{dateSortieAnnee}</w:t>
       </w:r>
       <w:r>
         <w:rPr>
@@ -21178,7 +21044,7 @@
           <w:spacing w:val="-2"/>
           <w:w w:val="115"/>
         </w:rPr>
-        <w:t>…..…..…..…..…...…..…..…..…</w:t>
+        <w:t>{lieuSortieAffiche}</w:t>
       </w:r>
     </w:p>
     <w:p>
@@ -21503,6 +21369,26 @@
       </w:r>
     </w:p>
     <w:p>
+      <w:r>
+        <w:t>{#bailleurSignatureSortie}</w:t>
+      </w:r>
+    </w:p>
+    <w:p>
+      <w:r>
+        <w:t>Lu et approuvé — {nom}</w:t>
+      </w:r>
+    </w:p>
+    <w:p>
+      <w:r>
+        <w:t>{%image}</w:t>
+      </w:r>
+    </w:p>
+    <w:p>
+      <w:r>
+        <w:t>{/bailleurSignatureSortie}</w:t>
+      </w:r>
+    </w:p>
+    <w:p>
       <w:pPr>
         <w:pStyle w:val="Titre3"/>
       </w:pPr>
@@ -21751,6 +21637,26 @@
           <w:sz w:val="18"/>
         </w:rPr>
         <w:t>:</w:t>
+      </w:r>
+    </w:p>
+    <w:p>
+      <w:r>
+        <w:t>{#locatairesSignatureSortie}</w:t>
+      </w:r>
+    </w:p>
+    <w:p>
+      <w:r>
+        <w:t>Lu et approuvé — {nom}</w:t>
+      </w:r>
+    </w:p>
+    <w:p>
+      <w:r>
+        <w:t>{%image}</w:t>
+      </w:r>
+    </w:p>
+    <w:p>
+      <w:r>
+        <w:t>{/locatairesSignatureSortie}</w:t>
       </w:r>
     </w:p>
     <w:p>
